--- a/Phase-wise Documentation/8. Project Demonstration/Communication.docx
+++ b/Phase-wise Documentation/8. Project Demonstration/Communication.docx
@@ -60,7 +60,9 @@
             </w:tcBorders>
           </w:tcPr>
           <w:p>
-            <w:r/>
+            <w:r>
+              <w:t>03 October 2026</w:t>
+            </w:r>
           </w:p>
         </w:tc>
       </w:tr>
@@ -97,7 +99,7 @@
           </w:tcPr>
           <w:p>
             <w:r>
-              <w:t>xxxxxx</w:t>
+              <w:t>SWTID-2026-7859</w:t>
             </w:r>
           </w:p>
         </w:tc>
@@ -206,7 +208,7 @@
         <w:rPr>
           <w:i w:val="0"/>
         </w:rPr>
-        <w:t>As this is a single-member project, communication focused on self-management, progress reporting to the mentor/evaluators and tracking work through GitHub.</w:t>
+        <w:t>Communication between the two team members (Arumparithi B - Team Leader, and Atchayabharath K S) and with the mentor/evaluators was planned around short regular check-ins, a shared GitHub repository and clear task ownership.</w:t>
       </w:r>
     </w:p>
     <w:tbl>
@@ -397,7 +399,7 @@
               <w:rPr>
                 <w:sz w:val="19"/>
               </w:rPr>
-              <w:t>Personal task log / GitHub commits</w:t>
+              <w:t>Short call / chat (WhatsApp)</w:t>
             </w:r>
           </w:p>
         </w:tc>
@@ -414,7 +416,7 @@
               <w:rPr>
                 <w:sz w:val="19"/>
               </w:rPr>
-              <w:t>Arumparithi B</w:t>
+              <w:t>Arumparithi B, Atchayabharath K S</w:t>
             </w:r>
           </w:p>
         </w:tc>
@@ -431,7 +433,7 @@
               <w:rPr>
                 <w:sz w:val="19"/>
               </w:rPr>
-              <w:t>Plan the day's tasks and record progress</w:t>
+              <w:t>Share progress, plan the day's tasks, raise blockers</w:t>
             </w:r>
           </w:p>
         </w:tc>
@@ -505,7 +507,7 @@
               <w:rPr>
                 <w:sz w:val="19"/>
               </w:rPr>
-              <w:t>Email / session meetings, GitHub repository</w:t>
+              <w:t>GitHub repository, email to mentor</w:t>
             </w:r>
           </w:p>
         </w:tc>
@@ -522,7 +524,7 @@
               <w:rPr>
                 <w:sz w:val="19"/>
               </w:rPr>
-              <w:t>Arumparithi B, Mentor</w:t>
+              <w:t>Arumparithi B, Atchayabharath K S, Mentor</w:t>
             </w:r>
           </w:p>
         </w:tc>
@@ -613,7 +615,7 @@
               <w:rPr>
                 <w:sz w:val="19"/>
               </w:rPr>
-              <w:t>GitHub (commits, README troubleshooting), mentor sessions</w:t>
+              <w:t>GitHub commits &amp; README, call / chat</w:t>
             </w:r>
           </w:p>
         </w:tc>
@@ -630,7 +632,7 @@
               <w:rPr>
                 <w:sz w:val="19"/>
               </w:rPr>
-              <w:t>Arumparithi B, Mentor</w:t>
+              <w:t>Arumparithi B, Atchayabharath K S</w:t>
             </w:r>
           </w:p>
         </w:tc>
@@ -647,7 +649,7 @@
               <w:rPr>
                 <w:sz w:val="19"/>
               </w:rPr>
-              <w:t>Resolve technical issues (API errors, quiz parsing)</w:t>
+              <w:t>Resolve technical issues (API errors, quiz parsing, UI bugs)</w:t>
             </w:r>
           </w:p>
         </w:tc>
@@ -738,7 +740,7 @@
               <w:rPr>
                 <w:sz w:val="19"/>
               </w:rPr>
-              <w:t>Arumparithi B, Mentor / Evaluators</w:t>
+              <w:t>Arumparithi B, Atchayabharath K S, Mentor / Evaluators</w:t>
             </w:r>
           </w:p>
         </w:tc>
@@ -846,7 +848,7 @@
               <w:rPr>
                 <w:sz w:val="19"/>
               </w:rPr>
-              <w:t>Arumparithi B</w:t>
+              <w:t>Arumparithi B, Atchayabharath K S</w:t>
             </w:r>
           </w:p>
         </w:tc>
@@ -863,7 +865,7 @@
               <w:rPr>
                 <w:sz w:val="19"/>
               </w:rPr>
-              <w:t>Practice the demo flow and timing</w:t>
+              <w:t>Practice the demo flow, timing and hand-overs</w:t>
             </w:r>
           </w:p>
         </w:tc>
@@ -954,7 +956,7 @@
               <w:rPr>
                 <w:sz w:val="19"/>
               </w:rPr>
-              <w:t>Arumparithi B</w:t>
+              <w:t>Arumparithi B (Team Leader)</w:t>
             </w:r>
           </w:p>
         </w:tc>
@@ -1098,7 +1100,7 @@
               <w:rPr>
                 <w:sz w:val="20"/>
               </w:rPr>
-              <w:t>No teammates to review work or discuss ideas</w:t>
+              <w:t>Coordinating work between two members with different schedules</w:t>
             </w:r>
           </w:p>
         </w:tc>
@@ -1115,7 +1117,7 @@
               <w:rPr>
                 <w:sz w:val="20"/>
               </w:rPr>
-              <w:t>Used automated tests, self-review checklists and mentor feedback sessions</w:t>
+              <w:t>Daily check-ins and clear ownership per module (backend / frontend &amp; testing)</w:t>
             </w:r>
           </w:p>
         </w:tc>
@@ -1155,7 +1157,7 @@
               <w:rPr>
                 <w:sz w:val="20"/>
               </w:rPr>
-              <w:t>Explaining AI behaviour and limitations clearly to reviewers</w:t>
+              <w:t>Keeping code and documents in sync while both members made changes</w:t>
             </w:r>
           </w:p>
         </w:tc>
@@ -1172,7 +1174,7 @@
               <w:rPr>
                 <w:sz w:val="20"/>
               </w:rPr>
-              <w:t>Documented models, prompts and limitations in README and project documents</w:t>
+              <w:t>Used one shared GitHub repository, small focused commits and reviewed each other's changes</w:t>
             </w:r>
           </w:p>
         </w:tc>
@@ -1212,7 +1214,7 @@
               <w:rPr>
                 <w:sz w:val="20"/>
               </w:rPr>
-              <w:t>Keeping track of many deliverables alone</w:t>
+              <w:t>Sharing the Gemini API key safely</w:t>
             </w:r>
           </w:p>
         </w:tc>
@@ -1229,7 +1231,7 @@
               <w:rPr>
                 <w:sz w:val="20"/>
               </w:rPr>
-              <w:t>Followed the sprint plan and kept all documents in a single Project Documents folder on GitHub</w:t>
+              <w:t>Each member kept the key in a local, git-ignored .env file; only .env.example is committed</w:t>
             </w:r>
           </w:p>
         </w:tc>
